--- a/daily-reports/2026-09-29/report.docx
+++ b/daily-reports/2026-09-29/report.docx
@@ -28,28 +28,28 @@
         <w:pStyle w:val="Heading2"/>
       </w:pPr>
       <w:r>
-        <w:t>1. Contrastive-LM/CLM  ⭐ 2,338</w:t>
+        <w:t>1. Contrastive-LM/CLM  ⭐ 2,344</w:t>
       </w:r>
     </w:p>
     <w:p>
       <w:r>
-        <w:t>语言：Python ｜ Stars：2,338 ｜ Forks：206</w:t>
+        <w:t>语言：Python ｜ Stars：2,344 ｜ Forks：207</w:t>
         <w:br/>
       </w:r>
       <w:r>
-        <w:t>这是什么：这是一个用对比学习来训练语言模型的项目。简单说，就是让模型学会区分哪些句子是相关的、哪些是不相关的，从而更好地理解语言。</w:t>
+        <w:t>这是什么：这是一个基于对比学习的语言模型项目，主要用来让计算机更好地理解和生成人类语言。它通过比较不同文本的相似性来学习，从而提升模型对语言的理解能力。</w:t>
         <w:br/>
       </w:r>
       <w:r>
-        <w:t>能用来做什么：可以用来提升文本匹配、信息检索等任务的准确度，比如让搜索引擎更懂你的问题。</w:t>
+        <w:t>能用来做什么：可以用来做文本分类、情感分析、问答系统等自然语言处理任务，比如判断两句话意思是否相近。</w:t>
         <w:br/>
       </w:r>
       <w:r>
-        <w:t>适用领域：自然语言处理、信息检索、AI 研究</w:t>
+        <w:t>适用领域：自然语言处理、人工智能研究、文本分析</w:t>
         <w:br/>
       </w:r>
       <w:r>
-        <w:t>对新手有什么帮助：适合对 AI 和语言模型感兴趣的新手，通过这个项目可以了解对比学习的基本思路，但需要一些 Python 基础。</w:t>
+        <w:t>对新手有什么帮助：适合对AI和语言模型感兴趣的新手学习，能帮你理解对比学习这种前沿技术的基本原理。</w:t>
         <w:br/>
       </w:r>
       <w:r>
@@ -61,20 +61,20 @@
         <w:pStyle w:val="Heading2"/>
       </w:pPr>
       <w:r>
-        <w:t>2. tobi/disktree  ⭐ 1,846</w:t>
+        <w:t>2. tobi/disktree  ⭐ 1,847</w:t>
       </w:r>
     </w:p>
     <w:p>
       <w:r>
-        <w:t>语言：Rust ｜ Stars：1,846 ｜ Forks：120</w:t>
+        <w:t>语言：Rust ｜ Stars：1,847 ｜ Forks：120</w:t>
         <w:br/>
       </w:r>
       <w:r>
-        <w:t>这是什么：这是一个帮你找出电脑硬盘里哪些文件最占空间的小工具，用图形化的方式展示，就像一张地图，让你一眼看出大文件在哪里。</w:t>
+        <w:t>这是什么：这是一个帮你找出电脑硬盘里哪些文件最占空间的小工具，用图形化的方式展示磁盘使用情况。它用Rust语言编写，界面基于GPUI框架。</w:t>
         <w:br/>
       </w:r>
       <w:r>
-        <w:t>能用来做什么：当你的电脑磁盘快满了，可以用它快速找到没用的超大文件并删除，释放空间。</w:t>
+        <w:t>能用来做什么：当你觉得电脑空间不够用时，可以用它快速找到大文件并删除，释放磁盘空间。</w:t>
         <w:br/>
       </w:r>
       <w:r>
@@ -82,7 +82,7 @@
         <w:br/>
       </w:r>
       <w:r>
-        <w:t>对新手有什么帮助：对新手来说，这是一个非常实用的工具，不需要懂命令行就能轻松清理磁盘，同时也能学习到 Rust 语言和图形界面开发。</w:t>
+        <w:t>对新手有什么帮助：适合想学习Rust语言或图形界面开发的新手参考，也能直接帮你清理电脑垃圾文件。</w:t>
         <w:br/>
       </w:r>
       <w:r>
@@ -94,28 +94,28 @@
         <w:pStyle w:val="Heading2"/>
       </w:pPr>
       <w:r>
-        <w:t>3. mexicat/pdoom-video  ⭐ 1,830</w:t>
+        <w:t>3. mexicat/pdoom-video  ⭐ 1,835</w:t>
       </w:r>
     </w:p>
     <w:p>
       <w:r>
-        <w:t>语言：TypeScript ｜ Stars：1,830 ｜ Forks：191</w:t>
+        <w:t>语言：TypeScript ｜ Stars：1,835 ｜ Forks：192</w:t>
         <w:br/>
       </w:r>
       <w:r>
-        <w:t>这是什么：这是一个用代码生成的音乐视频，歌曲是“I'm Upping My P(doom)”。它把编程和音乐视觉艺术结合在了一起。</w:t>
+        <w:t>这是什么：这是一个用代码生成的音乐视频项目，为歌曲《I'm Upping My P(doom)》制作了视觉动画。它通过编程方式渲染出视频画面，而不是用传统剪辑软件。</w:t>
         <w:br/>
       </w:r>
       <w:r>
-        <w:t>能用来做什么：可以欣赏这个独特的音乐视频，或者学习如何用代码来制作动态视觉效果。</w:t>
+        <w:t>能用来做什么：可以用来学习如何用代码制作音乐视频或动态图形，适合创意编程和数字艺术展示。</w:t>
         <w:br/>
       </w:r>
       <w:r>
-        <w:t>适用领域：创意编程、音乐视频、数字艺术</w:t>
+        <w:t>适用领域：创意编程、数字艺术、音乐视频制作</w:t>
         <w:br/>
       </w:r>
       <w:r>
-        <w:t>对新手有什么帮助：适合对创意编程感兴趣的新手，能激发你用代码做艺术项目的灵感，但需要了解 TypeScript 基础。</w:t>
+        <w:t>对新手有什么帮助：适合对编程和艺术结合感兴趣的新手，能让你了解如何用代码生成视觉内容。</w:t>
         <w:br/>
       </w:r>
       <w:r>
@@ -127,32 +127,32 @@
         <w:pStyle w:val="Heading2"/>
       </w:pPr>
       <w:r>
-        <w:t>4. yetone/magpie  ⭐ 1,725</w:t>
+        <w:t>4. KKKKhazix/AIHOT  ⭐ 1,795</w:t>
       </w:r>
     </w:p>
     <w:p>
       <w:r>
-        <w:t>语言：Go ｜ Stars：1,725 ｜ Forks：102</w:t>
+        <w:t>语言：TypeScript ｜ Stars：1,795 ｜ Forks：526</w:t>
         <w:br/>
       </w:r>
       <w:r>
-        <w:t>这是什么：这是一个菜单栏小工具，能把各种 AI 模型（比如 DeepSeek、Kimi）集中到一个地方管理，方便你快速调用。</w:t>
+        <w:t>这是什么：这是一个能自动搜集热点并生成日报的网站框架。你只需要替换成自己的信息来源和筛选标准，它就能变成你专属的行业热点站。</w:t>
         <w:br/>
       </w:r>
       <w:r>
-        <w:t>能用来做什么：如果你同时使用多个 AI 助手，可以用它一键切换，不用来回打开不同网站或应用。</w:t>
+        <w:t>能用来做什么：可以用来搭建个人或团队的行业资讯聚合平台，自动追踪最新动态并生成每日摘要。</w:t>
         <w:br/>
       </w:r>
       <w:r>
-        <w:t>适用领域：AI 工具集成、效率工具、菜单栏应用</w:t>
+        <w:t>适用领域：新闻聚合、内容管理、行业情报</w:t>
         <w:br/>
       </w:r>
       <w:r>
-        <w:t>对新手有什么帮助：对经常使用 AI 的新手来说，这个工具能大大提升效率，同时也能学习 Go 语言和桌面应用开发。</w:t>
+        <w:t>对新手有什么帮助：适合想学习网站开发或自动化信息收集的新手，能帮你快速搭建一个热点追踪工具。</w:t>
         <w:br/>
       </w:r>
       <w:r>
-        <w:t>链接：https://github.com/yetone/magpie</w:t>
+        <w:t>链接：https://github.com/KKKKhazix/AIHOT</w:t>
       </w:r>
     </w:p>
     <w:p>
@@ -160,32 +160,32 @@
         <w:pStyle w:val="Heading2"/>
       </w:pPr>
       <w:r>
-        <w:t>5. KKKKhazix/AIHOT  ⭐ 1,703</w:t>
+        <w:t>5. yetone/magpie  ⭐ 1,731</w:t>
       </w:r>
     </w:p>
     <w:p>
       <w:r>
-        <w:t>语言：TypeScript ｜ Stars：1,703 ｜ Forks：508</w:t>
+        <w:t>语言：Go ｜ Stars：1,731 ｜ Forks：104</w:t>
         <w:br/>
       </w:r>
       <w:r>
-        <w:t>这是什么：这是一个网站框架，能自动帮你找热点新闻并生成日报。你只需要把信息来源和筛选标准换成自己的，它就能变成你的行业热点站。</w:t>
+        <w:t>这是什么：这是一个统一管理各种AI模型的工具，让你在一个地方就能使用不同平台的大模型，比如在DeepSeek上运行Codex，在Kimi上运行Claude Code。它从菜单栏就能快速调用。</w:t>
         <w:br/>
       </w:r>
       <w:r>
-        <w:t>能用来做什么：可以用来搭建个人或公司的行业资讯站，自动追踪最新动态，节省手动收集信息的时间。</w:t>
+        <w:t>能用来做什么：可以方便地切换和调用多个AI模型，适合需要同时使用多种AI服务的开发者和研究者。</w:t>
         <w:br/>
       </w:r>
       <w:r>
-        <w:t>适用领域：内容聚合、新闻网站、自动化工具</w:t>
+        <w:t>适用领域：AI工具集成、开发辅助、效率提升</w:t>
         <w:br/>
       </w:r>
       <w:r>
-        <w:t>对新手有什么帮助：适合想学习网站开发的新手，通过这个项目可以了解如何抓取数据、生成内容，并搭建一个完整的网站。</w:t>
+        <w:t>对新手有什么帮助：适合对AI模型调用感兴趣的新手，能帮你轻松管理和使用多个AI服务，无需分别配置。</w:t>
         <w:br/>
       </w:r>
       <w:r>
-        <w:t>链接：https://github.com/KKKKhazix/AIHOT</w:t>
+        <w:t>链接：https://github.com/yetone/magpie</w:t>
       </w:r>
     </w:p>
     <w:p>
@@ -212,7 +212,7 @@
         <w:t>It's Time to Investigate the AI Labs</w:t>
       </w:r>
       <w:r>
-        <w:t>（👍 419）</w:t>
+        <w:t>（👍 435）</w:t>
       </w:r>
       <w:r>
         <w:br/>
@@ -220,7 +220,7 @@
       </w:r>
       <w:r>
         <w:br/>
-        <w:t>摘要：这篇文章呼吁对AI实验室进行深入调查，可能涉及伦理、透明度或安全问题。值得关注是因为它反映了公众对AI开发监管的日益关注。</w:t>
+        <w:t>摘要：这篇 Hacker News 讨论呼吁对 AI 实验室进行深入调查，可能涉及透明度、安全实践或垄断等问题，反映出社区对 AI 巨头问责的日益关注。</w:t>
       </w:r>
     </w:p>
     <w:p>
@@ -231,7 +231,7 @@
         <w:t>MicroLLM Lab – Try 7 tiny LLM's in the browser</w:t>
       </w:r>
       <w:r>
-        <w:t>（👍 205）</w:t>
+        <w:t>（👍 214）</w:t>
       </w:r>
       <w:r>
         <w:br/>
@@ -239,7 +239,7 @@
       </w:r>
       <w:r>
         <w:br/>
-        <w:t>摘要：MicroLLM Lab 允许用户在浏览器中直接试用7个小型语言模型。这降低了体验LLM的门槛，方便开发者和爱好者快速测试。</w:t>
+        <w:t>摘要：MicroLLM Lab 是一个可在浏览器中直接运行 7 个小规模语言模型的实验平台，降低了开发者体验和测试 LLM 的门槛，适合快速原型验证。</w:t>
       </w:r>
     </w:p>
     <w:p>
@@ -263,7 +263,7 @@
       </w:r>
       <w:r>
         <w:br/>
-        <w:t>摘要：该论文提出FurE方法，无需动物毛发数据集即可高效重建特定实例的3D毛发。这对计算机图形学和虚拟现实有应用价值。</w:t>
+        <w:t>摘要：该论文提出 FurE 方法，无需动物毛发数据集即可高效重建特定实例的 3D 毛发，为虚拟角色和游戏资产生成提供了新思路。</w:t>
       </w:r>
     </w:p>
     <w:p>
@@ -287,7 +287,7 @@
       </w:r>
       <w:r>
         <w:br/>
-        <w:t>摘要：文章分析西门子Xcelerator开放生态如何通过合作推动工业创新。这展示了工业巨头在数字化转型中的生态策略。</w:t>
+        <w:t>摘要：文章分析西门子 Xcelerator 开放生态如何通过组队合作推动工业创新，展示了传统工业巨头在 AI 时代构建生态链的赋能路径。</w:t>
       </w:r>
     </w:p>
     <w:p>
@@ -311,7 +311,7 @@
       </w:r>
       <w:r>
         <w:br/>
-        <w:t>摘要：OpenAI的“o”代码曝光，暗示ChatGPT可能发展为24小时在线的员工。这预示着AI助手将更深度融入工作场景。</w:t>
+        <w:t>摘要：报道称 OpenAI 神秘「o」系列代码曝光，暗示 ChatGPT 可能向全天候自主工作的 AI 员工演进，引发对 AI 代理未来形态的讨论。</w:t>
       </w:r>
     </w:p>
     <w:sectPr>
